--- a/apresentacao/roteiros/Parte 3 - Constelação e integração.docx
+++ b/apresentacao/roteiros/Parte 3 - Constelação e integração.docx
@@ -24,7 +24,7 @@
       </w:pPr>
       <w:r>
         <w:rPr/>
-        <w:t>Apresentador: Germano Jorge · slides 13 a 18 · cerca de 5 minutos</w:t>
+        <w:t>Slides 13 a 18 · cerca de 5 minutos</w:t>
       </w:r>
     </w:p>
     <w:p>
@@ -114,7 +114,7 @@
       </w:r>
       <w:r>
         <w:rPr/>
-        <w:t>O Vinícius mostrou três estrelas separadas. Agora eu vou mostrar como elas viram uma coisa só, e o que a gente teve que fazer com os dados pra isso funcionar.”</w:t>
+        <w:t>Na parte anterior a gente viu três estrelas separadas. Agora eu vou mostrar como elas viram uma coisa só, e o que a gente teve que fazer com os dados pra isso funcionar.”</w:t>
       </w:r>
     </w:p>
     <w:p>
@@ -1550,7 +1550,7 @@
       </w:r>
       <w:r>
         <w:rPr/>
-        <w:t>A mesma coisa em forma de matriz, que é a matriz de barramento: nas linhas as dimensões, nas colunas os fatos. As cinco de cima aparecem em mais de um fato, então são as conformes. E repara que só tempo e estabelecimento aparecem nos três. Isso é importante: é por elas que dá pra comparar equipes, atendimentos e internações na mesma análise, que é o que o Matheus vai fazer no drill-across.”</w:t>
+        <w:t>A mesma coisa em forma de matriz, que é a matriz de barramento: nas linhas as dimensões, nas colunas os fatos. As cinco de cima aparecem em mais de um fato, então são as conformes. E repara que só tempo e estabelecimento aparecem nos três. Isso é importante: é por elas que dá pra comparar equipes, atendimentos e internações na mesma análise, que é o que a consulta 5, o drill-across, vai fazer.”</w:t>
       </w:r>
     </w:p>
     <w:p>
@@ -2878,7 +2878,7 @@
       </w:r>
       <w:r>
         <w:rPr/>
-        <w:t>Pra fechar a minha parte, as decisões de modelagem. Toda dimensão tem chave artificial e um membro zero, ‘não informado’, pra nenhum fato se perder quando falta dado. Tem a bugiganga e as dimensões degeneradas que o Vinícius mostrou, e o fato sem fato das equipes. A mini-dimensão de perfil existe porque o paciente do SUS não tem identificação pública, então o que a gente tem é sexo e faixa etária. E uma que mexe muito nos números: demanda é diferente de oferta. Uns 6,8 mil internados em São Carlos moram em outra cidade, então quando a pergunta é sobre a população, a gente filtra por onde a pessoa mora. Agora o Matheus mostra as consultas.”</w:t>
+        <w:t>Pra fechar a minha parte, as decisões de modelagem. Toda dimensão tem chave artificial e um membro zero, ‘não informado’, pra nenhum fato se perder quando falta dado. Tem a bugiganga e as dimensões degeneradas que apareceram na parte 2, e o fato sem fato das equipes. A mini-dimensão de perfil existe porque o paciente do SUS não tem identificação pública, então o que a gente tem é sexo e faixa etária. E uma que mexe muito nos números: demanda é diferente de oferta. Uns 6,8 mil internados em São Carlos moram em outra cidade, então quando a pergunta é sobre a população, a gente filtra por onde a pessoa mora. Agora vamos para as consultas.”</w:t>
       </w:r>
     </w:p>
     <w:p>
